--- a/rapports/2026-06-06/EQ4/EQ4_sup_v2/DR_015201010154/76-45-13-20.docx
+++ b/rapports/2026-06-06/EQ4/EQ4_sup_v2/DR_015201010154/76-45-13-20.docx
@@ -297,7 +297,7 @@
           <w:color w:val="1F6FEB"/>
           <w:sz w:val="22"/>
         </w:rPr>
-        <w:t>⚠ INCOHÉRENCES À CORRIGER (46)</w:t>
+        <w:t>⚠ INCOHÉRENCES À CORRIGER (42)</w:t>
       </w:r>
     </w:p>
     <w:tbl>
@@ -486,186 +486,6 @@
                 <w:sz w:val="17"/>
               </w:rPr>
               <w:t>incoherent! Le nombre de personnes declaré dans le ménage en 0.29 est de 12 personnes et la taille du ménage est de 10 personnes, prière de bien régarder la liste des membres du ménage s'il n y a pas d'oublie ou d'ajout de visiteurs.</w:t>
-            </w:r>
-          </w:p>
-        </w:tc>
-      </w:tr>
-      <w:tr>
-        <w:tc>
-          <w:tcPr>
-            <w:tcW w:type="dxa" w:w="964"/>
-          </w:tcPr>
-          <w:p>
-            <w:r>
-              <w:rPr>
-                <w:b/>
-                <w:i w:val="0"/>
-                <w:color w:val="DC2626"/>
-                <w:sz w:val="16"/>
-              </w:rPr>
-              <w:t>Haute</w:t>
-            </w:r>
-          </w:p>
-        </w:tc>
-        <w:tc>
-          <w:tcPr>
-            <w:tcW w:type="dxa" w:w="1247"/>
-          </w:tcPr>
-          <w:p>
-            <w:r>
-              <w:rPr>
-                <w:b/>
-                <w:i w:val="0"/>
-                <w:sz w:val="16"/>
-              </w:rPr>
-              <w:t>S02</w:t>
-              <w:br/>
-            </w:r>
-            <w:r>
-              <w:rPr>
-                <w:b w:val="0"/>
-                <w:i w:val="0"/>
-                <w:color w:val="64748B"/>
-                <w:sz w:val="14"/>
-              </w:rPr>
-              <w:t>Éducation</w:t>
-            </w:r>
-          </w:p>
-        </w:tc>
-        <w:tc>
-          <w:tcPr>
-            <w:tcW w:type="dxa" w:w="1531"/>
-          </w:tcPr>
-          <w:p>
-            <w:r>
-              <w:rPr>
-                <w:b/>
-                <w:i w:val="0"/>
-                <w:color w:val="16A34A"/>
-                <w:sz w:val="16"/>
-              </w:rPr>
-              <w:t>—</w:t>
-            </w:r>
-          </w:p>
-        </w:tc>
-        <w:tc>
-          <w:tcPr>
-            <w:tcW w:type="dxa" w:w="1191"/>
-          </w:tcPr>
-          <w:p>
-            <w:r>
-              <w:rPr>
-                <w:b w:val="0"/>
-                <w:i w:val="0"/>
-                <w:color w:val="64748B"/>
-                <w:sz w:val="16"/>
-              </w:rPr>
-              <w:t>GT-CQ</w:t>
-            </w:r>
-          </w:p>
-        </w:tc>
-        <w:tc>
-          <w:tcPr>
-            <w:tcW w:type="dxa" w:w="4706"/>
-          </w:tcPr>
-          <w:p>
-            <w:r>
-              <w:rPr>
-                <w:b w:val="0"/>
-                <w:i w:val="0"/>
-                <w:sz w:val="17"/>
-              </w:rPr>
-              <w:t>Incohérence!!! seulement les écoles gouvermentales paient les cotisations (Gouvernement, communauté, ONG ou organisation humanitaire).</w:t>
-            </w:r>
-          </w:p>
-        </w:tc>
-      </w:tr>
-      <w:tr>
-        <w:tc>
-          <w:tcPr>
-            <w:tcW w:type="dxa" w:w="964"/>
-          </w:tcPr>
-          <w:p>
-            <w:r>
-              <w:rPr>
-                <w:b/>
-                <w:i w:val="0"/>
-                <w:color w:val="DC2626"/>
-                <w:sz w:val="16"/>
-              </w:rPr>
-              <w:t>Haute</w:t>
-            </w:r>
-          </w:p>
-        </w:tc>
-        <w:tc>
-          <w:tcPr>
-            <w:tcW w:type="dxa" w:w="1247"/>
-          </w:tcPr>
-          <w:p>
-            <w:r>
-              <w:rPr>
-                <w:b/>
-                <w:i w:val="0"/>
-                <w:sz w:val="16"/>
-              </w:rPr>
-              <w:t>S02</w:t>
-              <w:br/>
-            </w:r>
-            <w:r>
-              <w:rPr>
-                <w:b w:val="0"/>
-                <w:i w:val="0"/>
-                <w:color w:val="64748B"/>
-                <w:sz w:val="14"/>
-              </w:rPr>
-              <w:t>Éducation</w:t>
-            </w:r>
-          </w:p>
-        </w:tc>
-        <w:tc>
-          <w:tcPr>
-            <w:tcW w:type="dxa" w:w="1531"/>
-          </w:tcPr>
-          <w:p>
-            <w:r>
-              <w:rPr>
-                <w:b/>
-                <w:i w:val="0"/>
-                <w:color w:val="16A34A"/>
-                <w:sz w:val="16"/>
-              </w:rPr>
-              <w:t>—</w:t>
-            </w:r>
-          </w:p>
-        </w:tc>
-        <w:tc>
-          <w:tcPr>
-            <w:tcW w:type="dxa" w:w="1191"/>
-          </w:tcPr>
-          <w:p>
-            <w:r>
-              <w:rPr>
-                <w:b w:val="0"/>
-                <w:i w:val="0"/>
-                <w:color w:val="64748B"/>
-                <w:sz w:val="16"/>
-              </w:rPr>
-              <w:t>GT-CQ</w:t>
-            </w:r>
-          </w:p>
-        </w:tc>
-        <w:tc>
-          <w:tcPr>
-            <w:tcW w:type="dxa" w:w="4706"/>
-          </w:tcPr>
-          <w:p>
-            <w:r>
-              <w:rPr>
-                <w:b w:val="0"/>
-                <w:i w:val="0"/>
-                <w:sz w:val="17"/>
-              </w:rPr>
-              <w:t>Incohérence!!! seulement les écoles privées paient les frais de scolarité (y compris les frais d'inscription).</w:t>
             </w:r>
           </w:p>
         </w:tc>
@@ -1475,366 +1295,6 @@
                 <w:i w:val="0"/>
                 <w:sz w:val="17"/>
               </w:rPr>
-              <w:t>veuillez, s'il vous plait, confirmer la cotisation ( 1800 FCFA) payée de Mame fatou sall avec le QG ou apporter les corrections nécessaires.</w:t>
-            </w:r>
-          </w:p>
-        </w:tc>
-      </w:tr>
-      <w:tr>
-        <w:tc>
-          <w:tcPr>
-            <w:tcW w:type="dxa" w:w="964"/>
-          </w:tcPr>
-          <w:p>
-            <w:r>
-              <w:rPr>
-                <w:b/>
-                <w:i w:val="0"/>
-                <w:color w:val="EA580C"/>
-                <w:sz w:val="16"/>
-              </w:rPr>
-              <w:t>Moyenne</w:t>
-            </w:r>
-          </w:p>
-        </w:tc>
-        <w:tc>
-          <w:tcPr>
-            <w:tcW w:type="dxa" w:w="1247"/>
-          </w:tcPr>
-          <w:p>
-            <w:r>
-              <w:rPr>
-                <w:b/>
-                <w:i w:val="0"/>
-                <w:sz w:val="16"/>
-              </w:rPr>
-              <w:t>S02</w:t>
-              <w:br/>
-            </w:r>
-            <w:r>
-              <w:rPr>
-                <w:b w:val="0"/>
-                <w:i w:val="0"/>
-                <w:color w:val="64748B"/>
-                <w:sz w:val="14"/>
-              </w:rPr>
-              <w:t>Éducation</w:t>
-            </w:r>
-          </w:p>
-        </w:tc>
-        <w:tc>
-          <w:tcPr>
-            <w:tcW w:type="dxa" w:w="1531"/>
-          </w:tcPr>
-          <w:p>
-            <w:r>
-              <w:rPr>
-                <w:b/>
-                <w:i w:val="0"/>
-                <w:color w:val="16A34A"/>
-                <w:sz w:val="16"/>
-              </w:rPr>
-              <w:t>—</w:t>
-            </w:r>
-          </w:p>
-        </w:tc>
-        <w:tc>
-          <w:tcPr>
-            <w:tcW w:type="dxa" w:w="1191"/>
-          </w:tcPr>
-          <w:p>
-            <w:r>
-              <w:rPr>
-                <w:b w:val="0"/>
-                <w:i w:val="0"/>
-                <w:color w:val="64748B"/>
-                <w:sz w:val="16"/>
-              </w:rPr>
-              <w:t>GT-CQ</w:t>
-            </w:r>
-          </w:p>
-        </w:tc>
-        <w:tc>
-          <w:tcPr>
-            <w:tcW w:type="dxa" w:w="4706"/>
-          </w:tcPr>
-          <w:p>
-            <w:r>
-              <w:rPr>
-                <w:b w:val="0"/>
-                <w:i w:val="0"/>
-                <w:sz w:val="17"/>
-              </w:rPr>
-              <w:t>veuillez, s'il vous plait, confirmer les frais de scolarité ( 25000 FCFA) payée de Mamadou sall avec le QG ou apporter les corrections nécessaires.</w:t>
-            </w:r>
-          </w:p>
-        </w:tc>
-      </w:tr>
-      <w:tr>
-        <w:tc>
-          <w:tcPr>
-            <w:tcW w:type="dxa" w:w="964"/>
-          </w:tcPr>
-          <w:p>
-            <w:r>
-              <w:rPr>
-                <w:b/>
-                <w:i w:val="0"/>
-                <w:color w:val="EA580C"/>
-                <w:sz w:val="16"/>
-              </w:rPr>
-              <w:t>Moyenne</w:t>
-            </w:r>
-          </w:p>
-        </w:tc>
-        <w:tc>
-          <w:tcPr>
-            <w:tcW w:type="dxa" w:w="1247"/>
-          </w:tcPr>
-          <w:p>
-            <w:r>
-              <w:rPr>
-                <w:b/>
-                <w:i w:val="0"/>
-                <w:sz w:val="16"/>
-              </w:rPr>
-              <w:t>S02</w:t>
-              <w:br/>
-            </w:r>
-            <w:r>
-              <w:rPr>
-                <w:b w:val="0"/>
-                <w:i w:val="0"/>
-                <w:color w:val="64748B"/>
-                <w:sz w:val="14"/>
-              </w:rPr>
-              <w:t>Éducation</w:t>
-            </w:r>
-          </w:p>
-        </w:tc>
-        <w:tc>
-          <w:tcPr>
-            <w:tcW w:type="dxa" w:w="1531"/>
-          </w:tcPr>
-          <w:p>
-            <w:r>
-              <w:rPr>
-                <w:b/>
-                <w:i w:val="0"/>
-                <w:color w:val="16A34A"/>
-                <w:sz w:val="16"/>
-              </w:rPr>
-              <w:t>—</w:t>
-            </w:r>
-          </w:p>
-        </w:tc>
-        <w:tc>
-          <w:tcPr>
-            <w:tcW w:type="dxa" w:w="1191"/>
-          </w:tcPr>
-          <w:p>
-            <w:r>
-              <w:rPr>
-                <w:b w:val="0"/>
-                <w:i w:val="0"/>
-                <w:color w:val="64748B"/>
-                <w:sz w:val="16"/>
-              </w:rPr>
-              <w:t>GT-CQ</w:t>
-            </w:r>
-          </w:p>
-        </w:tc>
-        <w:tc>
-          <w:tcPr>
-            <w:tcW w:type="dxa" w:w="4706"/>
-          </w:tcPr>
-          <w:p>
-            <w:r>
-              <w:rPr>
-                <w:b w:val="0"/>
-                <w:i w:val="0"/>
-                <w:sz w:val="17"/>
-              </w:rPr>
-              <w:t>Le montant de la bourse reçue (0 FCFA) pour l'année scolaire de Mamadou sall qui fréquente 3ème année de Secondaire 2 Technique  semble faible.</w:t>
-            </w:r>
-          </w:p>
-        </w:tc>
-      </w:tr>
-      <w:tr>
-        <w:tc>
-          <w:tcPr>
-            <w:tcW w:type="dxa" w:w="964"/>
-          </w:tcPr>
-          <w:p>
-            <w:r>
-              <w:rPr>
-                <w:b/>
-                <w:i w:val="0"/>
-                <w:color w:val="EA580C"/>
-                <w:sz w:val="16"/>
-              </w:rPr>
-              <w:t>Moyenne</w:t>
-            </w:r>
-          </w:p>
-        </w:tc>
-        <w:tc>
-          <w:tcPr>
-            <w:tcW w:type="dxa" w:w="1247"/>
-          </w:tcPr>
-          <w:p>
-            <w:r>
-              <w:rPr>
-                <w:b/>
-                <w:i w:val="0"/>
-                <w:sz w:val="16"/>
-              </w:rPr>
-              <w:t>S02</w:t>
-              <w:br/>
-            </w:r>
-            <w:r>
-              <w:rPr>
-                <w:b w:val="0"/>
-                <w:i w:val="0"/>
-                <w:color w:val="64748B"/>
-                <w:sz w:val="14"/>
-              </w:rPr>
-              <w:t>Éducation</w:t>
-            </w:r>
-          </w:p>
-        </w:tc>
-        <w:tc>
-          <w:tcPr>
-            <w:tcW w:type="dxa" w:w="1531"/>
-          </w:tcPr>
-          <w:p>
-            <w:r>
-              <w:rPr>
-                <w:b/>
-                <w:i w:val="0"/>
-                <w:color w:val="16A34A"/>
-                <w:sz w:val="16"/>
-              </w:rPr>
-              <w:t>—</w:t>
-            </w:r>
-          </w:p>
-        </w:tc>
-        <w:tc>
-          <w:tcPr>
-            <w:tcW w:type="dxa" w:w="1191"/>
-          </w:tcPr>
-          <w:p>
-            <w:r>
-              <w:rPr>
-                <w:b w:val="0"/>
-                <w:i w:val="0"/>
-                <w:color w:val="64748B"/>
-                <w:sz w:val="16"/>
-              </w:rPr>
-              <w:t>GT-CQ</w:t>
-            </w:r>
-          </w:p>
-        </w:tc>
-        <w:tc>
-          <w:tcPr>
-            <w:tcW w:type="dxa" w:w="4706"/>
-          </w:tcPr>
-          <w:p>
-            <w:r>
-              <w:rPr>
-                <w:b w:val="0"/>
-                <w:i w:val="0"/>
-                <w:sz w:val="17"/>
-              </w:rPr>
-              <w:t>Veuillez, s'il vous plait, confirmer ces informations avec le QG ou apporter les corrections nécessaires.</w:t>
-            </w:r>
-          </w:p>
-        </w:tc>
-      </w:tr>
-      <w:tr>
-        <w:tc>
-          <w:tcPr>
-            <w:tcW w:type="dxa" w:w="964"/>
-          </w:tcPr>
-          <w:p>
-            <w:r>
-              <w:rPr>
-                <w:b/>
-                <w:i w:val="0"/>
-                <w:color w:val="EA580C"/>
-                <w:sz w:val="16"/>
-              </w:rPr>
-              <w:t>Moyenne</w:t>
-            </w:r>
-          </w:p>
-        </w:tc>
-        <w:tc>
-          <w:tcPr>
-            <w:tcW w:type="dxa" w:w="1247"/>
-          </w:tcPr>
-          <w:p>
-            <w:r>
-              <w:rPr>
-                <w:b/>
-                <w:i w:val="0"/>
-                <w:sz w:val="16"/>
-              </w:rPr>
-              <w:t>S02</w:t>
-              <w:br/>
-            </w:r>
-            <w:r>
-              <w:rPr>
-                <w:b w:val="0"/>
-                <w:i w:val="0"/>
-                <w:color w:val="64748B"/>
-                <w:sz w:val="14"/>
-              </w:rPr>
-              <w:t>Éducation</w:t>
-            </w:r>
-          </w:p>
-        </w:tc>
-        <w:tc>
-          <w:tcPr>
-            <w:tcW w:type="dxa" w:w="1531"/>
-          </w:tcPr>
-          <w:p>
-            <w:r>
-              <w:rPr>
-                <w:b/>
-                <w:i w:val="0"/>
-                <w:color w:val="16A34A"/>
-                <w:sz w:val="16"/>
-              </w:rPr>
-              <w:t>—</w:t>
-            </w:r>
-          </w:p>
-        </w:tc>
-        <w:tc>
-          <w:tcPr>
-            <w:tcW w:type="dxa" w:w="1191"/>
-          </w:tcPr>
-          <w:p>
-            <w:r>
-              <w:rPr>
-                <w:b w:val="0"/>
-                <w:i w:val="0"/>
-                <w:color w:val="64748B"/>
-                <w:sz w:val="16"/>
-              </w:rPr>
-              <w:t>GT-CQ</w:t>
-            </w:r>
-          </w:p>
-        </w:tc>
-        <w:tc>
-          <w:tcPr>
-            <w:tcW w:type="dxa" w:w="4706"/>
-          </w:tcPr>
-          <w:p>
-            <w:r>
-              <w:rPr>
-                <w:b w:val="0"/>
-                <w:i w:val="0"/>
-                <w:sz w:val="17"/>
-              </w:rPr>
               <w:t>Merci de bien vouloir changé 2.04 en OUI et renseigné toutes les autres informations qui concerne Aliou sall .</w:t>
             </w:r>
           </w:p>
@@ -2196,6 +1656,186 @@
                 <w:sz w:val="17"/>
               </w:rPr>
               <w:t>La raison principale que khadia sall n'a pas fait des études dans une école formelle est terminer ces études et semble exister dans les modalités, prière de prendre attache avec le QG pour plus d'explication afin de la classer bien.</w:t>
+            </w:r>
+          </w:p>
+        </w:tc>
+      </w:tr>
+      <w:tr>
+        <w:tc>
+          <w:tcPr>
+            <w:tcW w:type="dxa" w:w="964"/>
+          </w:tcPr>
+          <w:p>
+            <w:r>
+              <w:rPr>
+                <w:b/>
+                <w:i w:val="0"/>
+                <w:color w:val="EA580C"/>
+                <w:sz w:val="16"/>
+              </w:rPr>
+              <w:t>Moyenne</w:t>
+            </w:r>
+          </w:p>
+        </w:tc>
+        <w:tc>
+          <w:tcPr>
+            <w:tcW w:type="dxa" w:w="1247"/>
+          </w:tcPr>
+          <w:p>
+            <w:r>
+              <w:rPr>
+                <w:b/>
+                <w:i w:val="0"/>
+                <w:sz w:val="16"/>
+              </w:rPr>
+              <w:t>S02</w:t>
+              <w:br/>
+            </w:r>
+            <w:r>
+              <w:rPr>
+                <w:b w:val="0"/>
+                <w:i w:val="0"/>
+                <w:color w:val="64748B"/>
+                <w:sz w:val="14"/>
+              </w:rPr>
+              <w:t>Éducation</w:t>
+            </w:r>
+          </w:p>
+        </w:tc>
+        <w:tc>
+          <w:tcPr>
+            <w:tcW w:type="dxa" w:w="1531"/>
+          </w:tcPr>
+          <w:p>
+            <w:r>
+              <w:rPr>
+                <w:b/>
+                <w:i w:val="0"/>
+                <w:color w:val="16A34A"/>
+                <w:sz w:val="16"/>
+              </w:rPr>
+              <w:t>—</w:t>
+            </w:r>
+          </w:p>
+        </w:tc>
+        <w:tc>
+          <w:tcPr>
+            <w:tcW w:type="dxa" w:w="1191"/>
+          </w:tcPr>
+          <w:p>
+            <w:r>
+              <w:rPr>
+                <w:b w:val="0"/>
+                <w:i w:val="0"/>
+                <w:color w:val="64748B"/>
+                <w:sz w:val="16"/>
+              </w:rPr>
+              <w:t>GT-CQ</w:t>
+            </w:r>
+          </w:p>
+        </w:tc>
+        <w:tc>
+          <w:tcPr>
+            <w:tcW w:type="dxa" w:w="4706"/>
+          </w:tcPr>
+          <w:p>
+            <w:r>
+              <w:rPr>
+                <w:b w:val="0"/>
+                <w:i w:val="0"/>
+                <w:sz w:val="17"/>
+              </w:rPr>
+              <w:t>Le montant de la bourse reçue (0 FCFA) pour l'année scolaire de Mamadou sall qui fréquente 3ème année de Secondaire 2 Technique  semble faible.</w:t>
+            </w:r>
+          </w:p>
+        </w:tc>
+      </w:tr>
+      <w:tr>
+        <w:tc>
+          <w:tcPr>
+            <w:tcW w:type="dxa" w:w="964"/>
+          </w:tcPr>
+          <w:p>
+            <w:r>
+              <w:rPr>
+                <w:b/>
+                <w:i w:val="0"/>
+                <w:color w:val="EA580C"/>
+                <w:sz w:val="16"/>
+              </w:rPr>
+              <w:t>Moyenne</w:t>
+            </w:r>
+          </w:p>
+        </w:tc>
+        <w:tc>
+          <w:tcPr>
+            <w:tcW w:type="dxa" w:w="1247"/>
+          </w:tcPr>
+          <w:p>
+            <w:r>
+              <w:rPr>
+                <w:b/>
+                <w:i w:val="0"/>
+                <w:sz w:val="16"/>
+              </w:rPr>
+              <w:t>S02</w:t>
+              <w:br/>
+            </w:r>
+            <w:r>
+              <w:rPr>
+                <w:b w:val="0"/>
+                <w:i w:val="0"/>
+                <w:color w:val="64748B"/>
+                <w:sz w:val="14"/>
+              </w:rPr>
+              <w:t>Éducation</w:t>
+            </w:r>
+          </w:p>
+        </w:tc>
+        <w:tc>
+          <w:tcPr>
+            <w:tcW w:type="dxa" w:w="1531"/>
+          </w:tcPr>
+          <w:p>
+            <w:r>
+              <w:rPr>
+                <w:b/>
+                <w:i w:val="0"/>
+                <w:color w:val="16A34A"/>
+                <w:sz w:val="16"/>
+              </w:rPr>
+              <w:t>—</w:t>
+            </w:r>
+          </w:p>
+        </w:tc>
+        <w:tc>
+          <w:tcPr>
+            <w:tcW w:type="dxa" w:w="1191"/>
+          </w:tcPr>
+          <w:p>
+            <w:r>
+              <w:rPr>
+                <w:b w:val="0"/>
+                <w:i w:val="0"/>
+                <w:color w:val="64748B"/>
+                <w:sz w:val="16"/>
+              </w:rPr>
+              <w:t>GT-CQ</w:t>
+            </w:r>
+          </w:p>
+        </w:tc>
+        <w:tc>
+          <w:tcPr>
+            <w:tcW w:type="dxa" w:w="4706"/>
+          </w:tcPr>
+          <w:p>
+            <w:r>
+              <w:rPr>
+                <w:b w:val="0"/>
+                <w:i w:val="0"/>
+                <w:sz w:val="17"/>
+              </w:rPr>
+              <w:t>Veuillez, s'il vous plait, confirmer ces informations avec le QG ou apporter les corrections nécessaires.</w:t>
             </w:r>
           </w:p>
         </w:tc>
